--- a/schur_decomp/outputs/schur_decomp_project/schur_decomp_project_advisor_brief.docx
+++ b/schur_decomp/outputs/schur_decomp_project/schur_decomp_project_advisor_brief.docx
@@ -630,10 +630,728 @@
       <w:r>
         <w:rPr>
           <w:rFonts w:ascii="Calibri" w:hAnsi="Calibri"/>
+          <w:b w:val="0"/>
+          <w:i w:val="0"/>
           <w:color w:val="141414"/>
+          <w:sz w:val="22"/>
         </w:rPr>
-        <w:t>The raw M_ij CSV is treated as a source-by-receiver table: rows are outgoing source cell classes and columns are receiver cell classes. For the column-vector state update x[t + 1] = M x[t], the project transposes the raw table into M[receiver, source]. This convention is used consistently in the Schur, propagation, path, and inhibitory-modulation analyses.</w:t>
+        <w:t>The raw M_ij CSV is a source-by-receiver table: rows are outgoing source cell classes and columns are receiver cell classes. Therefore, the analyses do transpose the input matrix before using it as a state-update operator. The state matrix is A = M_ij.T, so A[receiver, source] gives the effect of source j on receiver i in the column-vector update x[t + 1] = A x[t]. This is the convention used consistently in the Schur, propagation, path-power, linear-systems, and inhibitory-modulation analyses.</w:t>
       </w:r>
+    </w:p>
+    <w:p>
+      <w:pPr>
+        <w:spacing w:before="0" w:after="120" w:line="264" w:lineRule="auto"/>
+      </w:pPr>
+      <w:r>
+        <w:rPr>
+          <w:rFonts w:ascii="Calibri" w:hAnsi="Calibri"/>
+          <w:b w:val="0"/>
+          <w:i w:val="0"/>
+          <w:color w:val="141414"/>
+          <w:sz w:val="22"/>
+        </w:rPr>
+        <w:t>The primary Schur-mode and signal-propagation analyses use spectral-radius normalization. The raw oriented matrix is scaled by a single scalar so that the achieved spectral radius is 0.95; this keeps the discrete-time propagation stable while preserving the relative pattern of directed weights. The with-self matrix uses scale factor 3.624e-05, while the no-self matrix uses 6.403e-05 because removing diagonal/self entries lowers the raw spectral radius.</w:t>
+      </w:r>
+    </w:p>
+    <w:p>
+      <w:pPr>
+        <w:spacing w:before="0" w:after="120" w:line="264" w:lineRule="auto"/>
+      </w:pPr>
+      <w:r>
+        <w:rPr>
+          <w:rFonts w:ascii="Calibri" w:hAnsi="Calibri"/>
+          <w:b w:val="0"/>
+          <w:i w:val="0"/>
+          <w:color w:val="141414"/>
+          <w:sz w:val="22"/>
+        </w:rPr>
+        <w:t>The matrix is strongly non-normal, meaning A A^T differs substantially from A^T A. This matters because non-normal systems can show large transient amplification and directional sensitivity even after spectral-radius scaling places the eigenvalues inside a stable radius. In the normalized project outputs, the with-self matrix has non-normality 5,869.9, and the no-self matrix has non-normality 18,319.8; removing self-connections therefore increases non-normality by about 3.1x.</w:t>
+      </w:r>
+    </w:p>
+    <w:tbl>
+      <w:tblPr>
+        <w:tblStyle w:val="TableGrid"/>
+        <w:tblW w:type="dxa" w:w="9360"/>
+        <w:jc w:val="left"/>
+        <w:tblLayout w:type="fixed"/>
+        <w:tblLook w:firstColumn="1" w:firstRow="1" w:lastColumn="0" w:lastRow="0" w:noHBand="0" w:noVBand="1" w:val="04A0"/>
+        <w:tblInd w:w="120" w:type="dxa"/>
+      </w:tblPr>
+      <w:tblGrid>
+        <w:gridCol w:w="1600"/>
+        <w:gridCol w:w="2500"/>
+        <w:gridCol w:w="2500"/>
+        <w:gridCol w:w="2760"/>
+      </w:tblGrid>
+      <w:tr>
+        <w:tc>
+          <w:tcPr>
+            <w:tcW w:type="dxa" w:w="1600"/>
+            <w:shd w:fill="F2F4F7"/>
+            <w:tcMar>
+              <w:top w:w="80" w:type="dxa"/>
+              <w:start w:w="120" w:type="dxa"/>
+              <w:bottom w:w="80" w:type="dxa"/>
+              <w:end w:w="120" w:type="dxa"/>
+            </w:tcMar>
+            <w:vAlign w:val="top"/>
+          </w:tcPr>
+          <w:p>
+            <w:pPr>
+              <w:spacing w:after="0"/>
+            </w:pPr>
+            <w:r>
+              <w:rPr>
+                <w:rFonts w:ascii="Calibri" w:hAnsi="Calibri"/>
+                <w:b/>
+                <w:i w:val="0"/>
+                <w:color w:val="141414"/>
+                <w:sz w:val="22"/>
+              </w:rPr>
+              <w:t>Diagnostic</w:t>
+            </w:r>
+          </w:p>
+        </w:tc>
+        <w:tc>
+          <w:tcPr>
+            <w:tcW w:type="dxa" w:w="2500"/>
+            <w:shd w:fill="F2F4F7"/>
+            <w:tcMar>
+              <w:top w:w="80" w:type="dxa"/>
+              <w:start w:w="120" w:type="dxa"/>
+              <w:bottom w:w="80" w:type="dxa"/>
+              <w:end w:w="120" w:type="dxa"/>
+            </w:tcMar>
+            <w:vAlign w:val="top"/>
+          </w:tcPr>
+          <w:p>
+            <w:pPr>
+              <w:spacing w:after="0"/>
+            </w:pPr>
+            <w:r>
+              <w:rPr>
+                <w:rFonts w:ascii="Calibri" w:hAnsi="Calibri"/>
+                <w:b/>
+                <w:i w:val="0"/>
+                <w:color w:val="141414"/>
+                <w:sz w:val="22"/>
+              </w:rPr>
+              <w:t>With self</w:t>
+            </w:r>
+          </w:p>
+        </w:tc>
+        <w:tc>
+          <w:tcPr>
+            <w:tcW w:type="dxa" w:w="2500"/>
+            <w:shd w:fill="F2F4F7"/>
+            <w:tcMar>
+              <w:top w:w="80" w:type="dxa"/>
+              <w:start w:w="120" w:type="dxa"/>
+              <w:bottom w:w="80" w:type="dxa"/>
+              <w:end w:w="120" w:type="dxa"/>
+            </w:tcMar>
+            <w:vAlign w:val="top"/>
+          </w:tcPr>
+          <w:p>
+            <w:pPr>
+              <w:spacing w:after="0"/>
+            </w:pPr>
+            <w:r>
+              <w:rPr>
+                <w:rFonts w:ascii="Calibri" w:hAnsi="Calibri"/>
+                <w:b/>
+                <w:i w:val="0"/>
+                <w:color w:val="141414"/>
+                <w:sz w:val="22"/>
+              </w:rPr>
+              <w:t>No self</w:t>
+            </w:r>
+          </w:p>
+        </w:tc>
+        <w:tc>
+          <w:tcPr>
+            <w:tcW w:type="dxa" w:w="2760"/>
+            <w:shd w:fill="F2F4F7"/>
+            <w:tcMar>
+              <w:top w:w="80" w:type="dxa"/>
+              <w:start w:w="120" w:type="dxa"/>
+              <w:bottom w:w="80" w:type="dxa"/>
+              <w:end w:w="120" w:type="dxa"/>
+            </w:tcMar>
+            <w:vAlign w:val="top"/>
+          </w:tcPr>
+          <w:p>
+            <w:pPr>
+              <w:spacing w:after="0"/>
+            </w:pPr>
+            <w:r>
+              <w:rPr>
+                <w:rFonts w:ascii="Calibri" w:hAnsi="Calibri"/>
+                <w:b/>
+                <w:i w:val="0"/>
+                <w:color w:val="141414"/>
+                <w:sz w:val="22"/>
+              </w:rPr>
+              <w:t>Interpretation</w:t>
+            </w:r>
+          </w:p>
+        </w:tc>
+      </w:tr>
+      <w:tr>
+        <w:tc>
+          <w:tcPr>
+            <w:tcW w:type="dxa" w:w="1600"/>
+            <w:tcMar>
+              <w:top w:w="80" w:type="dxa"/>
+              <w:start w:w="120" w:type="dxa"/>
+              <w:bottom w:w="80" w:type="dxa"/>
+              <w:end w:w="120" w:type="dxa"/>
+            </w:tcMar>
+            <w:vAlign w:val="top"/>
+          </w:tcPr>
+          <w:p>
+            <w:pPr>
+              <w:spacing w:after="0"/>
+            </w:pPr>
+            <w:r>
+              <w:rPr>
+                <w:rFonts w:ascii="Calibri" w:hAnsi="Calibri"/>
+                <w:b w:val="0"/>
+                <w:i w:val="0"/>
+                <w:color w:val="141414"/>
+                <w:sz w:val="22"/>
+              </w:rPr>
+              <w:t>Input orientation</w:t>
+            </w:r>
+          </w:p>
+        </w:tc>
+        <w:tc>
+          <w:tcPr>
+            <w:tcW w:type="dxa" w:w="2500"/>
+            <w:tcMar>
+              <w:top w:w="80" w:type="dxa"/>
+              <w:start w:w="120" w:type="dxa"/>
+              <w:bottom w:w="80" w:type="dxa"/>
+              <w:end w:w="120" w:type="dxa"/>
+            </w:tcMar>
+            <w:vAlign w:val="top"/>
+          </w:tcPr>
+          <w:p>
+            <w:pPr>
+              <w:spacing w:after="0"/>
+            </w:pPr>
+            <w:r>
+              <w:rPr>
+                <w:rFonts w:ascii="Calibri" w:hAnsi="Calibri"/>
+                <w:b w:val="0"/>
+                <w:i w:val="0"/>
+                <w:color w:val="141414"/>
+                <w:sz w:val="22"/>
+              </w:rPr>
+              <w:t>Raw rows = sources; raw columns = receivers; transposed to A[receiver, source]</w:t>
+            </w:r>
+          </w:p>
+        </w:tc>
+        <w:tc>
+          <w:tcPr>
+            <w:tcW w:type="dxa" w:w="2500"/>
+            <w:tcMar>
+              <w:top w:w="80" w:type="dxa"/>
+              <w:start w:w="120" w:type="dxa"/>
+              <w:bottom w:w="80" w:type="dxa"/>
+              <w:end w:w="120" w:type="dxa"/>
+            </w:tcMar>
+            <w:vAlign w:val="top"/>
+          </w:tcPr>
+          <w:p>
+            <w:pPr>
+              <w:spacing w:after="0"/>
+            </w:pPr>
+            <w:r>
+              <w:rPr>
+                <w:rFonts w:ascii="Calibri" w:hAnsi="Calibri"/>
+                <w:b w:val="0"/>
+                <w:i w:val="0"/>
+                <w:color w:val="141414"/>
+                <w:sz w:val="22"/>
+              </w:rPr>
+              <w:t>Same orientation, with diagonal set to zero before scaling</w:t>
+            </w:r>
+          </w:p>
+        </w:tc>
+        <w:tc>
+          <w:tcPr>
+            <w:tcW w:type="dxa" w:w="2760"/>
+            <w:tcMar>
+              <w:top w:w="80" w:type="dxa"/>
+              <w:start w:w="120" w:type="dxa"/>
+              <w:bottom w:w="80" w:type="dxa"/>
+              <w:end w:w="120" w:type="dxa"/>
+            </w:tcMar>
+            <w:vAlign w:val="top"/>
+          </w:tcPr>
+          <w:p>
+            <w:pPr>
+              <w:spacing w:after="0"/>
+            </w:pPr>
+            <w:r>
+              <w:rPr>
+                <w:rFonts w:ascii="Calibri" w:hAnsi="Calibri"/>
+                <w:b w:val="0"/>
+                <w:i w:val="0"/>
+                <w:color w:val="141414"/>
+                <w:sz w:val="22"/>
+              </w:rPr>
+              <w:t>The input needed to be transposed for the state-update analyses.</w:t>
+            </w:r>
+          </w:p>
+        </w:tc>
+      </w:tr>
+      <w:tr>
+        <w:tc>
+          <w:tcPr>
+            <w:tcW w:type="dxa" w:w="1600"/>
+            <w:tcMar>
+              <w:top w:w="80" w:type="dxa"/>
+              <w:start w:w="120" w:type="dxa"/>
+              <w:bottom w:w="80" w:type="dxa"/>
+              <w:end w:w="120" w:type="dxa"/>
+            </w:tcMar>
+            <w:vAlign w:val="top"/>
+          </w:tcPr>
+          <w:p>
+            <w:pPr>
+              <w:spacing w:after="0"/>
+            </w:pPr>
+            <w:r>
+              <w:rPr>
+                <w:rFonts w:ascii="Calibri" w:hAnsi="Calibri"/>
+                <w:b w:val="0"/>
+                <w:i w:val="0"/>
+                <w:color w:val="141414"/>
+                <w:sz w:val="22"/>
+              </w:rPr>
+              <w:t>Raw spectral radius</w:t>
+            </w:r>
+          </w:p>
+        </w:tc>
+        <w:tc>
+          <w:tcPr>
+            <w:tcW w:type="dxa" w:w="2500"/>
+            <w:tcMar>
+              <w:top w:w="80" w:type="dxa"/>
+              <w:start w:w="120" w:type="dxa"/>
+              <w:bottom w:w="80" w:type="dxa"/>
+              <w:end w:w="120" w:type="dxa"/>
+            </w:tcMar>
+            <w:vAlign w:val="top"/>
+          </w:tcPr>
+          <w:p>
+            <w:pPr>
+              <w:spacing w:after="0"/>
+            </w:pPr>
+            <w:r>
+              <w:rPr>
+                <w:rFonts w:ascii="Calibri" w:hAnsi="Calibri"/>
+                <w:b w:val="0"/>
+                <w:i w:val="0"/>
+                <w:color w:val="141414"/>
+                <w:sz w:val="22"/>
+              </w:rPr>
+              <w:t>26,213.13</w:t>
+            </w:r>
+          </w:p>
+        </w:tc>
+        <w:tc>
+          <w:tcPr>
+            <w:tcW w:type="dxa" w:w="2500"/>
+            <w:tcMar>
+              <w:top w:w="80" w:type="dxa"/>
+              <w:start w:w="120" w:type="dxa"/>
+              <w:bottom w:w="80" w:type="dxa"/>
+              <w:end w:w="120" w:type="dxa"/>
+            </w:tcMar>
+            <w:vAlign w:val="top"/>
+          </w:tcPr>
+          <w:p>
+            <w:pPr>
+              <w:spacing w:after="0"/>
+            </w:pPr>
+            <w:r>
+              <w:rPr>
+                <w:rFonts w:ascii="Calibri" w:hAnsi="Calibri"/>
+                <w:b w:val="0"/>
+                <w:i w:val="0"/>
+                <w:color w:val="141414"/>
+                <w:sz w:val="22"/>
+              </w:rPr>
+              <w:t>14,837.87</w:t>
+            </w:r>
+          </w:p>
+        </w:tc>
+        <w:tc>
+          <w:tcPr>
+            <w:tcW w:type="dxa" w:w="2760"/>
+            <w:tcMar>
+              <w:top w:w="80" w:type="dxa"/>
+              <w:start w:w="120" w:type="dxa"/>
+              <w:bottom w:w="80" w:type="dxa"/>
+              <w:end w:w="120" w:type="dxa"/>
+            </w:tcMar>
+            <w:vAlign w:val="top"/>
+          </w:tcPr>
+          <w:p>
+            <w:pPr>
+              <w:spacing w:after="0"/>
+            </w:pPr>
+            <w:r>
+              <w:rPr>
+                <w:rFonts w:ascii="Calibri" w:hAnsi="Calibri"/>
+                <w:b w:val="0"/>
+                <w:i w:val="0"/>
+                <w:color w:val="141414"/>
+                <w:sz w:val="22"/>
+              </w:rPr>
+              <w:t>The unscaled matrix is far outside the stable discrete-time range.</w:t>
+            </w:r>
+          </w:p>
+        </w:tc>
+      </w:tr>
+      <w:tr>
+        <w:tc>
+          <w:tcPr>
+            <w:tcW w:type="dxa" w:w="1600"/>
+            <w:tcMar>
+              <w:top w:w="80" w:type="dxa"/>
+              <w:start w:w="120" w:type="dxa"/>
+              <w:bottom w:w="80" w:type="dxa"/>
+              <w:end w:w="120" w:type="dxa"/>
+            </w:tcMar>
+            <w:vAlign w:val="top"/>
+          </w:tcPr>
+          <w:p>
+            <w:pPr>
+              <w:spacing w:after="0"/>
+            </w:pPr>
+            <w:r>
+              <w:rPr>
+                <w:rFonts w:ascii="Calibri" w:hAnsi="Calibri"/>
+                <w:b w:val="0"/>
+                <w:i w:val="0"/>
+                <w:color w:val="141414"/>
+                <w:sz w:val="22"/>
+              </w:rPr>
+              <w:t>Scaling strategy</w:t>
+            </w:r>
+          </w:p>
+        </w:tc>
+        <w:tc>
+          <w:tcPr>
+            <w:tcW w:type="dxa" w:w="2500"/>
+            <w:tcMar>
+              <w:top w:w="80" w:type="dxa"/>
+              <w:start w:w="120" w:type="dxa"/>
+              <w:bottom w:w="80" w:type="dxa"/>
+              <w:end w:w="120" w:type="dxa"/>
+            </w:tcMar>
+            <w:vAlign w:val="top"/>
+          </w:tcPr>
+          <w:p>
+            <w:pPr>
+              <w:spacing w:after="0"/>
+            </w:pPr>
+            <w:r>
+              <w:rPr>
+                <w:rFonts w:ascii="Calibri" w:hAnsi="Calibri"/>
+                <w:b w:val="0"/>
+                <w:i w:val="0"/>
+                <w:color w:val="141414"/>
+                <w:sz w:val="22"/>
+              </w:rPr>
+              <w:t>Spectral-radius scaling to 0.95 using scale factor 3.624e-05</w:t>
+            </w:r>
+          </w:p>
+        </w:tc>
+        <w:tc>
+          <w:tcPr>
+            <w:tcW w:type="dxa" w:w="2500"/>
+            <w:tcMar>
+              <w:top w:w="80" w:type="dxa"/>
+              <w:start w:w="120" w:type="dxa"/>
+              <w:bottom w:w="80" w:type="dxa"/>
+              <w:end w:w="120" w:type="dxa"/>
+            </w:tcMar>
+            <w:vAlign w:val="top"/>
+          </w:tcPr>
+          <w:p>
+            <w:pPr>
+              <w:spacing w:after="0"/>
+            </w:pPr>
+            <w:r>
+              <w:rPr>
+                <w:rFonts w:ascii="Calibri" w:hAnsi="Calibri"/>
+                <w:b w:val="0"/>
+                <w:i w:val="0"/>
+                <w:color w:val="141414"/>
+                <w:sz w:val="22"/>
+              </w:rPr>
+              <w:t>Spectral-radius scaling to 0.95 using scale factor 6.403e-05</w:t>
+            </w:r>
+          </w:p>
+        </w:tc>
+        <w:tc>
+          <w:tcPr>
+            <w:tcW w:type="dxa" w:w="2760"/>
+            <w:tcMar>
+              <w:top w:w="80" w:type="dxa"/>
+              <w:start w:w="120" w:type="dxa"/>
+              <w:bottom w:w="80" w:type="dxa"/>
+              <w:end w:w="120" w:type="dxa"/>
+            </w:tcMar>
+            <w:vAlign w:val="top"/>
+          </w:tcPr>
+          <w:p>
+            <w:pPr>
+              <w:spacing w:after="0"/>
+            </w:pPr>
+            <w:r>
+              <w:rPr>
+                <w:rFonts w:ascii="Calibri" w:hAnsi="Calibri"/>
+                <w:b w:val="0"/>
+                <w:i w:val="0"/>
+                <w:color w:val="141414"/>
+                <w:sz w:val="22"/>
+              </w:rPr>
+              <w:t>Scaling keeps eigenvalue magnitude comparable across variants.</w:t>
+            </w:r>
+          </w:p>
+        </w:tc>
+      </w:tr>
+      <w:tr>
+        <w:tc>
+          <w:tcPr>
+            <w:tcW w:type="dxa" w:w="1600"/>
+            <w:tcMar>
+              <w:top w:w="80" w:type="dxa"/>
+              <w:start w:w="120" w:type="dxa"/>
+              <w:bottom w:w="80" w:type="dxa"/>
+              <w:end w:w="120" w:type="dxa"/>
+            </w:tcMar>
+            <w:vAlign w:val="top"/>
+          </w:tcPr>
+          <w:p>
+            <w:pPr>
+              <w:spacing w:after="0"/>
+            </w:pPr>
+            <w:r>
+              <w:rPr>
+                <w:rFonts w:ascii="Calibri" w:hAnsi="Calibri"/>
+                <w:b w:val="0"/>
+                <w:i w:val="0"/>
+                <w:color w:val="141414"/>
+                <w:sz w:val="22"/>
+              </w:rPr>
+              <w:t>Normalized non-normality</w:t>
+            </w:r>
+          </w:p>
+        </w:tc>
+        <w:tc>
+          <w:tcPr>
+            <w:tcW w:type="dxa" w:w="2500"/>
+            <w:tcMar>
+              <w:top w:w="80" w:type="dxa"/>
+              <w:start w:w="120" w:type="dxa"/>
+              <w:bottom w:w="80" w:type="dxa"/>
+              <w:end w:w="120" w:type="dxa"/>
+            </w:tcMar>
+            <w:vAlign w:val="top"/>
+          </w:tcPr>
+          <w:p>
+            <w:pPr>
+              <w:spacing w:after="0"/>
+            </w:pPr>
+            <w:r>
+              <w:rPr>
+                <w:rFonts w:ascii="Calibri" w:hAnsi="Calibri"/>
+                <w:b w:val="0"/>
+                <w:i w:val="0"/>
+                <w:color w:val="141414"/>
+                <w:sz w:val="22"/>
+              </w:rPr>
+              <w:t>5,869.9</w:t>
+            </w:r>
+          </w:p>
+        </w:tc>
+        <w:tc>
+          <w:tcPr>
+            <w:tcW w:type="dxa" w:w="2500"/>
+            <w:tcMar>
+              <w:top w:w="80" w:type="dxa"/>
+              <w:start w:w="120" w:type="dxa"/>
+              <w:bottom w:w="80" w:type="dxa"/>
+              <w:end w:w="120" w:type="dxa"/>
+            </w:tcMar>
+            <w:vAlign w:val="top"/>
+          </w:tcPr>
+          <w:p>
+            <w:pPr>
+              <w:spacing w:after="0"/>
+            </w:pPr>
+            <w:r>
+              <w:rPr>
+                <w:rFonts w:ascii="Calibri" w:hAnsi="Calibri"/>
+                <w:b w:val="0"/>
+                <w:i w:val="0"/>
+                <w:color w:val="141414"/>
+                <w:sz w:val="22"/>
+              </w:rPr>
+              <w:t>18,319.8</w:t>
+            </w:r>
+          </w:p>
+        </w:tc>
+        <w:tc>
+          <w:tcPr>
+            <w:tcW w:type="dxa" w:w="2760"/>
+            <w:tcMar>
+              <w:top w:w="80" w:type="dxa"/>
+              <w:start w:w="120" w:type="dxa"/>
+              <w:bottom w:w="80" w:type="dxa"/>
+              <w:end w:w="120" w:type="dxa"/>
+            </w:tcMar>
+            <w:vAlign w:val="top"/>
+          </w:tcPr>
+          <w:p>
+            <w:pPr>
+              <w:spacing w:after="0"/>
+            </w:pPr>
+            <w:r>
+              <w:rPr>
+                <w:rFonts w:ascii="Calibri" w:hAnsi="Calibri"/>
+                <w:b w:val="0"/>
+                <w:i w:val="0"/>
+                <w:color w:val="141414"/>
+                <w:sz w:val="22"/>
+              </w:rPr>
+              <w:t>The no-self variant is about 3.1x more non-normal after scaling.</w:t>
+            </w:r>
+          </w:p>
+        </w:tc>
+      </w:tr>
+      <w:tr>
+        <w:tc>
+          <w:tcPr>
+            <w:tcW w:type="dxa" w:w="1600"/>
+            <w:tcMar>
+              <w:top w:w="80" w:type="dxa"/>
+              <w:start w:w="120" w:type="dxa"/>
+              <w:bottom w:w="80" w:type="dxa"/>
+              <w:end w:w="120" w:type="dxa"/>
+            </w:tcMar>
+            <w:vAlign w:val="top"/>
+          </w:tcPr>
+          <w:p>
+            <w:pPr>
+              <w:spacing w:after="0"/>
+            </w:pPr>
+            <w:r>
+              <w:rPr>
+                <w:rFonts w:ascii="Calibri" w:hAnsi="Calibri"/>
+                <w:b w:val="0"/>
+                <w:i w:val="0"/>
+                <w:color w:val="141414"/>
+                <w:sz w:val="22"/>
+              </w:rPr>
+              <w:t>Raw non-normality</w:t>
+            </w:r>
+          </w:p>
+        </w:tc>
+        <w:tc>
+          <w:tcPr>
+            <w:tcW w:type="dxa" w:w="2500"/>
+            <w:tcMar>
+              <w:top w:w="80" w:type="dxa"/>
+              <w:start w:w="120" w:type="dxa"/>
+              <w:bottom w:w="80" w:type="dxa"/>
+              <w:end w:w="120" w:type="dxa"/>
+            </w:tcMar>
+            <w:vAlign w:val="top"/>
+          </w:tcPr>
+          <w:p>
+            <w:pPr>
+              <w:spacing w:after="0"/>
+            </w:pPr>
+            <w:r>
+              <w:rPr>
+                <w:rFonts w:ascii="Calibri" w:hAnsi="Calibri"/>
+                <w:b w:val="0"/>
+                <w:i w:val="0"/>
+                <w:color w:val="141414"/>
+                <w:sz w:val="22"/>
+              </w:rPr>
+              <w:t>4.469e12</w:t>
+            </w:r>
+          </w:p>
+        </w:tc>
+        <w:tc>
+          <w:tcPr>
+            <w:tcW w:type="dxa" w:w="2500"/>
+            <w:tcMar>
+              <w:top w:w="80" w:type="dxa"/>
+              <w:start w:w="120" w:type="dxa"/>
+              <w:bottom w:w="80" w:type="dxa"/>
+              <w:end w:w="120" w:type="dxa"/>
+            </w:tcMar>
+            <w:vAlign w:val="top"/>
+          </w:tcPr>
+          <w:p>
+            <w:pPr>
+              <w:spacing w:after="0"/>
+            </w:pPr>
+            <w:r>
+              <w:rPr>
+                <w:rFonts w:ascii="Calibri" w:hAnsi="Calibri"/>
+                <w:b w:val="0"/>
+                <w:i w:val="0"/>
+                <w:color w:val="141414"/>
+                <w:sz w:val="22"/>
+              </w:rPr>
+              <w:t>4.469e12</w:t>
+            </w:r>
+          </w:p>
+        </w:tc>
+        <w:tc>
+          <w:tcPr>
+            <w:tcW w:type="dxa" w:w="2760"/>
+            <w:tcMar>
+              <w:top w:w="80" w:type="dxa"/>
+              <w:start w:w="120" w:type="dxa"/>
+              <w:bottom w:w="80" w:type="dxa"/>
+              <w:end w:w="120" w:type="dxa"/>
+            </w:tcMar>
+            <w:vAlign w:val="top"/>
+          </w:tcPr>
+          <w:p>
+            <w:pPr>
+              <w:spacing w:after="0"/>
+            </w:pPr>
+            <w:r>
+              <w:rPr>
+                <w:rFonts w:ascii="Calibri" w:hAnsi="Calibri"/>
+                <w:b w:val="0"/>
+                <w:i w:val="0"/>
+                <w:color w:val="141414"/>
+                <w:sz w:val="22"/>
+              </w:rPr>
+              <w:t>The original weighted matrix is highly non-normal before normalization.</w:t>
+            </w:r>
+          </w:p>
+        </w:tc>
+      </w:tr>
+    </w:tbl>
+    <w:p>
+      <w:pPr>
+        <w:spacing w:after="80"/>
+      </w:pPr>
     </w:p>
     <w:tbl>
       <w:tblPr>
@@ -1082,20 +1800,21 @@
       <w:tblPr>
         <w:tblStyle w:val="TableGrid"/>
         <w:tblW w:type="dxa" w:w="9360"/>
-        <w:jc w:val="left"/>
         <w:tblLayout w:type="fixed"/>
         <w:tblLook w:firstColumn="1" w:firstRow="1" w:lastColumn="0" w:lastRow="0" w:noHBand="0" w:noVBand="1" w:val="04A0"/>
+        <w:jc w:val="left"/>
         <w:tblInd w:w="120" w:type="dxa"/>
       </w:tblPr>
       <w:tblGrid>
-        <w:gridCol w:w="1900"/>
-        <w:gridCol w:w="3550"/>
-        <w:gridCol w:w="3910"/>
+        <w:gridCol w:w="1450"/>
+        <w:gridCol w:w="2400"/>
+        <w:gridCol w:w="2700"/>
+        <w:gridCol w:w="2810"/>
       </w:tblGrid>
       <w:tr>
         <w:tc>
           <w:tcPr>
-            <w:tcW w:type="dxa" w:w="1900"/>
+            <w:tcW w:type="dxa" w:w="1450"/>
             <w:shd w:fill="F2F4F7"/>
             <w:tcMar>
               <w:top w:w="80" w:type="dxa"/>
@@ -1107,13 +1826,15 @@
           </w:tcPr>
           <w:p>
             <w:pPr>
-              <w:spacing w:after="0"/>
+              <w:spacing w:after="0" w:line="252" w:lineRule="auto"/>
             </w:pPr>
+            <w:r/>
             <w:r>
               <w:rPr>
                 <w:rFonts w:ascii="Calibri" w:hAnsi="Calibri"/>
                 <w:b/>
                 <w:color w:val="141414"/>
+                <w:sz w:val="19"/>
               </w:rPr>
               <w:t>Method</w:t>
             </w:r>
@@ -1121,7 +1842,7 @@
         </w:tc>
         <w:tc>
           <w:tcPr>
-            <w:tcW w:type="dxa" w:w="3550"/>
+            <w:tcW w:type="dxa" w:w="2400"/>
             <w:shd w:fill="F2F4F7"/>
             <w:tcMar>
               <w:top w:w="80" w:type="dxa"/>
@@ -1133,13 +1854,15 @@
           </w:tcPr>
           <w:p>
             <w:pPr>
-              <w:spacing w:after="0"/>
+              <w:spacing w:after="0" w:line="252" w:lineRule="auto"/>
             </w:pPr>
+            <w:r/>
             <w:r>
               <w:rPr>
                 <w:rFonts w:ascii="Calibri" w:hAnsi="Calibri"/>
                 <w:b/>
                 <w:color w:val="141414"/>
+                <w:sz w:val="19"/>
               </w:rPr>
               <w:t>What was done</w:t>
             </w:r>
@@ -1147,7 +1870,7 @@
         </w:tc>
         <w:tc>
           <w:tcPr>
-            <w:tcW w:type="dxa" w:w="3910"/>
+            <w:tcW w:type="dxa" w:w="2700"/>
             <w:shd w:fill="F2F4F7"/>
             <w:tcMar>
               <w:top w:w="80" w:type="dxa"/>
@@ -1159,23 +1882,24 @@
           </w:tcPr>
           <w:p>
             <w:pPr>
-              <w:spacing w:after="0"/>
+              <w:spacing w:after="0" w:line="252" w:lineRule="auto"/>
             </w:pPr>
+            <w:r/>
             <w:r>
               <w:rPr>
                 <w:rFonts w:ascii="Calibri" w:hAnsi="Calibri"/>
                 <w:b/>
                 <w:color w:val="141414"/>
+                <w:sz w:val="19"/>
               </w:rPr>
               <w:t>Why it was used</w:t>
             </w:r>
           </w:p>
         </w:tc>
-      </w:tr>
-      <w:tr>
         <w:tc>
           <w:tcPr>
-            <w:tcW w:type="dxa" w:w="1900"/>
+            <w:tcW w:type="dxa" w:w="2810"/>
+            <w:shd w:fill="F2F4F7"/>
             <w:tcMar>
               <w:top w:w="80" w:type="dxa"/>
               <w:start w:w="120" w:type="dxa"/>
@@ -1186,20 +1910,25 @@
           </w:tcPr>
           <w:p>
             <w:pPr>
-              <w:spacing w:after="0"/>
+              <w:spacing w:after="0" w:line="252" w:lineRule="auto"/>
             </w:pPr>
+            <w:r/>
             <w:r>
               <w:rPr>
                 <w:rFonts w:ascii="Calibri" w:hAnsi="Calibri"/>
+                <w:b/>
                 <w:color w:val="141414"/>
+                <w:sz w:val="19"/>
               </w:rPr>
-              <w:t>Orientation correction</w:t>
+              <w:t>Notebook / section</w:t>
             </w:r>
           </w:p>
         </w:tc>
+      </w:tr>
+      <w:tr>
         <w:tc>
           <w:tcPr>
-            <w:tcW w:type="dxa" w:w="3550"/>
+            <w:tcW w:type="dxa" w:w="1450"/>
             <w:tcMar>
               <w:top w:w="80" w:type="dxa"/>
               <w:start w:w="120" w:type="dxa"/>
@@ -1210,20 +1939,23 @@
           </w:tcPr>
           <w:p>
             <w:pPr>
-              <w:spacing w:after="0"/>
+              <w:spacing w:after="0" w:line="252" w:lineRule="auto"/>
             </w:pPr>
+            <w:r/>
             <w:r>
               <w:rPr>
                 <w:rFonts w:ascii="Calibri" w:hAnsi="Calibri"/>
+                <w:b w:val="0"/>
                 <w:color w:val="141414"/>
+                <w:sz w:val="18"/>
               </w:rPr>
-              <w:t>The raw source-row matrix is transposed into M[receiver, source].</w:t>
+              <w:t>Orientation correction</w:t>
             </w:r>
           </w:p>
         </w:tc>
         <w:tc>
           <w:tcPr>
-            <w:tcW w:type="dxa" w:w="3910"/>
+            <w:tcW w:type="dxa" w:w="2400"/>
             <w:tcMar>
               <w:top w:w="80" w:type="dxa"/>
               <w:start w:w="120" w:type="dxa"/>
@@ -1234,22 +1966,23 @@
           </w:tcPr>
           <w:p>
             <w:pPr>
-              <w:spacing w:after="0"/>
+              <w:spacing w:after="0" w:line="252" w:lineRule="auto"/>
             </w:pPr>
+            <w:r/>
             <w:r>
               <w:rPr>
                 <w:rFonts w:ascii="Calibri" w:hAnsi="Calibri"/>
+                <w:b w:val="0"/>
                 <w:color w:val="141414"/>
+                <w:sz w:val="18"/>
               </w:rPr>
-              <w:t>This aligns biological source -&gt; receiver language with the standard linear update x[t + 1] = M x[t].</w:t>
+              <w:t>The raw source-row matrix is transposed into M[receiver, source].</w:t>
             </w:r>
           </w:p>
         </w:tc>
-      </w:tr>
-      <w:tr>
         <w:tc>
           <w:tcPr>
-            <w:tcW w:type="dxa" w:w="1900"/>
+            <w:tcW w:type="dxa" w:w="2700"/>
             <w:tcMar>
               <w:top w:w="80" w:type="dxa"/>
               <w:start w:w="120" w:type="dxa"/>
@@ -1260,20 +1993,23 @@
           </w:tcPr>
           <w:p>
             <w:pPr>
-              <w:spacing w:after="0"/>
+              <w:spacing w:after="0" w:line="252" w:lineRule="auto"/>
             </w:pPr>
+            <w:r/>
             <w:r>
               <w:rPr>
                 <w:rFonts w:ascii="Calibri" w:hAnsi="Calibri"/>
+                <w:b w:val="0"/>
                 <w:color w:val="141414"/>
+                <w:sz w:val="18"/>
               </w:rPr>
-              <w:t>Spectral-radius normalization</w:t>
+              <w:t>This aligns biological source -&gt; receiver language with the standard linear update x[t + 1] = M x[t].</w:t>
             </w:r>
           </w:p>
         </w:tc>
         <w:tc>
           <w:tcPr>
-            <w:tcW w:type="dxa" w:w="3550"/>
+            <w:tcW w:type="dxa" w:w="2810"/>
             <w:tcMar>
               <w:top w:w="80" w:type="dxa"/>
               <w:start w:w="120" w:type="dxa"/>
@@ -1284,20 +2020,25 @@
           </w:tcPr>
           <w:p>
             <w:pPr>
-              <w:spacing w:after="0"/>
+              <w:spacing w:after="0" w:line="252" w:lineRule="auto"/>
             </w:pPr>
+            <w:r/>
             <w:r>
               <w:rPr>
                 <w:rFonts w:ascii="Calibri" w:hAnsi="Calibri"/>
+                <w:b w:val="0"/>
                 <w:color w:val="141414"/>
+                <w:sz w:val="17"/>
               </w:rPr>
-              <w:t>Most analyses scale the matrix to a target spectral radius, commonly 0.95.</w:t>
+              <w:t>01_schur_eigenmodes.ipynb: Section 2, Matrix Orientation and Normalization; 09_linear_systems.ipynb: Section 2, Load Matrix and Unmask the Orientation Step; 07_inhibitory_modulation.ipynb: Load, orient, and normalize.</w:t>
             </w:r>
           </w:p>
         </w:tc>
+      </w:tr>
+      <w:tr>
         <w:tc>
           <w:tcPr>
-            <w:tcW w:type="dxa" w:w="3910"/>
+            <w:tcW w:type="dxa" w:w="1450"/>
             <w:tcMar>
               <w:top w:w="80" w:type="dxa"/>
               <w:start w:w="120" w:type="dxa"/>
@@ -1308,22 +2049,23 @@
           </w:tcPr>
           <w:p>
             <w:pPr>
-              <w:spacing w:after="0"/>
+              <w:spacing w:after="0" w:line="252" w:lineRule="auto"/>
             </w:pPr>
+            <w:r/>
             <w:r>
               <w:rPr>
                 <w:rFonts w:ascii="Calibri" w:hAnsi="Calibri"/>
+                <w:b w:val="0"/>
                 <w:color w:val="141414"/>
+                <w:sz w:val="18"/>
               </w:rPr>
-              <w:t>This prevents trivial blow-up in discrete propagation and allows comparisons across with-self and no-self variants.</w:t>
+              <w:t>Spectral-radius normalization</w:t>
             </w:r>
           </w:p>
         </w:tc>
-      </w:tr>
-      <w:tr>
         <w:tc>
           <w:tcPr>
-            <w:tcW w:type="dxa" w:w="1900"/>
+            <w:tcW w:type="dxa" w:w="2400"/>
             <w:tcMar>
               <w:top w:w="80" w:type="dxa"/>
               <w:start w:w="120" w:type="dxa"/>
@@ -1334,20 +2076,23 @@
           </w:tcPr>
           <w:p>
             <w:pPr>
-              <w:spacing w:after="0"/>
+              <w:spacing w:after="0" w:line="252" w:lineRule="auto"/>
             </w:pPr>
+            <w:r/>
             <w:r>
               <w:rPr>
                 <w:rFonts w:ascii="Calibri" w:hAnsi="Calibri"/>
+                <w:b w:val="0"/>
                 <w:color w:val="141414"/>
+                <w:sz w:val="18"/>
               </w:rPr>
-              <w:t>Schur decomposition</w:t>
+              <w:t>Most analyses scale the matrix to a target spectral radius, commonly 0.95.</w:t>
             </w:r>
           </w:p>
         </w:tc>
         <w:tc>
           <w:tcPr>
-            <w:tcW w:type="dxa" w:w="3550"/>
+            <w:tcW w:type="dxa" w:w="2700"/>
             <w:tcMar>
               <w:top w:w="80" w:type="dxa"/>
               <w:start w:w="120" w:type="dxa"/>
@@ -1358,20 +2103,23 @@
           </w:tcPr>
           <w:p>
             <w:pPr>
-              <w:spacing w:after="0"/>
+              <w:spacing w:after="0" w:line="252" w:lineRule="auto"/>
             </w:pPr>
+            <w:r/>
             <w:r>
               <w:rPr>
                 <w:rFonts w:ascii="Calibri" w:hAnsi="Calibri"/>
+                <w:b w:val="0"/>
                 <w:color w:val="141414"/>
+                <w:sz w:val="18"/>
               </w:rPr>
-              <w:t>The project computes A = Q T Q* in complex or real Schur form.</w:t>
+              <w:t>This prevents trivial blow-up in discrete propagation and allows comparisons across with-self and no-self variants.</w:t>
             </w:r>
           </w:p>
         </w:tc>
         <w:tc>
           <w:tcPr>
-            <w:tcW w:type="dxa" w:w="3910"/>
+            <w:tcW w:type="dxa" w:w="2810"/>
             <w:tcMar>
               <w:top w:w="80" w:type="dxa"/>
               <w:start w:w="120" w:type="dxa"/>
@@ -1382,14 +2130,17 @@
           </w:tcPr>
           <w:p>
             <w:pPr>
-              <w:spacing w:after="0"/>
+              <w:spacing w:after="0" w:line="252" w:lineRule="auto"/>
             </w:pPr>
+            <w:r/>
             <w:r>
               <w:rPr>
                 <w:rFonts w:ascii="Calibri" w:hAnsi="Calibri"/>
+                <w:b w:val="0"/>
                 <w:color w:val="141414"/>
+                <w:sz w:val="17"/>
               </w:rPr>
-              <w:t>Schur vectors are orthonormal and numerically stable; T preserves upper-triangular mode-to-mode coupling.</w:t>
+              <w:t>01_schur_eigenmodes.ipynb: Section 2, Matrix Orientation and Normalization; 02_schur_eigenmodes_compare.ipynb: Run the matched comparison; 03_schur_signal.ipynb: Prepare all Schur modes; 10_linear_systems_compare.ipynb: Run the matched comparison.</w:t>
             </w:r>
           </w:p>
         </w:tc>
@@ -1397,7 +2148,7 @@
       <w:tr>
         <w:tc>
           <w:tcPr>
-            <w:tcW w:type="dxa" w:w="1900"/>
+            <w:tcW w:type="dxa" w:w="1450"/>
             <w:tcMar>
               <w:top w:w="80" w:type="dxa"/>
               <w:start w:w="120" w:type="dxa"/>
@@ -1408,20 +2159,23 @@
           </w:tcPr>
           <w:p>
             <w:pPr>
-              <w:spacing w:after="0"/>
+              <w:spacing w:after="0" w:line="252" w:lineRule="auto"/>
             </w:pPr>
+            <w:r/>
             <w:r>
               <w:rPr>
                 <w:rFonts w:ascii="Calibri" w:hAnsi="Calibri"/>
+                <w:b w:val="0"/>
                 <w:color w:val="141414"/>
+                <w:sz w:val="18"/>
               </w:rPr>
-              <w:t>Eigenvalue and dominant-mode analysis</w:t>
+              <w:t>Schur decomposition</w:t>
             </w:r>
           </w:p>
         </w:tc>
         <w:tc>
           <w:tcPr>
-            <w:tcW w:type="dxa" w:w="3550"/>
+            <w:tcW w:type="dxa" w:w="2400"/>
             <w:tcMar>
               <w:top w:w="80" w:type="dxa"/>
               <w:start w:w="120" w:type="dxa"/>
@@ -1432,20 +2186,23 @@
           </w:tcPr>
           <w:p>
             <w:pPr>
-              <w:spacing w:after="0"/>
+              <w:spacing w:after="0" w:line="252" w:lineRule="auto"/>
             </w:pPr>
+            <w:r/>
             <w:r>
               <w:rPr>
                 <w:rFonts w:ascii="Calibri" w:hAnsi="Calibri"/>
+                <w:b w:val="0"/>
                 <w:color w:val="141414"/>
+                <w:sz w:val="18"/>
               </w:rPr>
-              <w:t>Eigenvalues, dominant eigenvectors, and Schur-vector loadings are ranked and summarized by cell type and region.</w:t>
+              <w:t>The project computes A = Q T Q* in complex or real Schur form.</w:t>
             </w:r>
           </w:p>
         </w:tc>
         <w:tc>
           <w:tcPr>
-            <w:tcW w:type="dxa" w:w="3910"/>
+            <w:tcW w:type="dxa" w:w="2700"/>
             <w:tcMar>
               <w:top w:w="80" w:type="dxa"/>
               <w:start w:w="120" w:type="dxa"/>
@@ -1456,22 +2213,23 @@
           </w:tcPr>
           <w:p>
             <w:pPr>
-              <w:spacing w:after="0"/>
+              <w:spacing w:after="0" w:line="252" w:lineRule="auto"/>
             </w:pPr>
+            <w:r/>
             <w:r>
               <w:rPr>
                 <w:rFonts w:ascii="Calibri" w:hAnsi="Calibri"/>
+                <w:b w:val="0"/>
                 <w:color w:val="141414"/>
+                <w:sz w:val="18"/>
               </w:rPr>
-              <w:t>Eigenvalues describe growth/decay and oscillation, while loadings connect abstract modes back to biological cell classes.</w:t>
+              <w:t>Schur vectors are orthonormal and numerically stable; T preserves upper-triangular mode-to-mode coupling.</w:t>
             </w:r>
           </w:p>
         </w:tc>
-      </w:tr>
-      <w:tr>
         <w:tc>
           <w:tcPr>
-            <w:tcW w:type="dxa" w:w="1900"/>
+            <w:tcW w:type="dxa" w:w="2810"/>
             <w:tcMar>
               <w:top w:w="80" w:type="dxa"/>
               <w:start w:w="120" w:type="dxa"/>
@@ -1482,20 +2240,25 @@
           </w:tcPr>
           <w:p>
             <w:pPr>
-              <w:spacing w:after="0"/>
+              <w:spacing w:after="0" w:line="252" w:lineRule="auto"/>
             </w:pPr>
+            <w:r/>
             <w:r>
               <w:rPr>
                 <w:rFonts w:ascii="Calibri" w:hAnsi="Calibri"/>
+                <w:b w:val="0"/>
                 <w:color w:val="141414"/>
+                <w:sz w:val="17"/>
               </w:rPr>
-              <w:t>Left-action/readout analysis</w:t>
+              <w:t>01_schur_eigenmodes.ipynb: Section 3, Schur Decomposition, and Schur Decomposition: Upper-Triangular Coupling Map; 03_schur_signal.ipynb: Prepare all Schur modes.</w:t>
             </w:r>
           </w:p>
         </w:tc>
+      </w:tr>
+      <w:tr>
         <w:tc>
           <w:tcPr>
-            <w:tcW w:type="dxa" w:w="3550"/>
+            <w:tcW w:type="dxa" w:w="1450"/>
             <w:tcMar>
               <w:top w:w="80" w:type="dxa"/>
               <w:start w:w="120" w:type="dxa"/>
@@ -1506,20 +2269,23 @@
           </w:tcPr>
           <w:p>
             <w:pPr>
-              <w:spacing w:after="0"/>
+              <w:spacing w:after="0" w:line="252" w:lineRule="auto"/>
             </w:pPr>
+            <w:r/>
             <w:r>
               <w:rPr>
                 <w:rFonts w:ascii="Calibri" w:hAnsi="Calibri"/>
+                <w:b w:val="0"/>
                 <w:color w:val="141414"/>
+                <w:sz w:val="18"/>
               </w:rPr>
-              <w:t>Several notebooks distinguish Schur vectors from true eigenvectors and left eigenvector action/readout directions.</w:t>
+              <w:t>Eigenvalue and dominant-mode analysis</w:t>
             </w:r>
           </w:p>
         </w:tc>
         <w:tc>
           <w:tcPr>
-            <w:tcW w:type="dxa" w:w="3910"/>
+            <w:tcW w:type="dxa" w:w="2400"/>
             <w:tcMar>
               <w:top w:w="80" w:type="dxa"/>
               <w:start w:w="120" w:type="dxa"/>
@@ -1530,22 +2296,23 @@
           </w:tcPr>
           <w:p>
             <w:pPr>
-              <w:spacing w:after="0"/>
+              <w:spacing w:after="0" w:line="252" w:lineRule="auto"/>
             </w:pPr>
+            <w:r/>
             <w:r>
               <w:rPr>
                 <w:rFonts w:ascii="Calibri" w:hAnsi="Calibri"/>
+                <w:b w:val="0"/>
                 <w:color w:val="141414"/>
+                <w:sz w:val="18"/>
               </w:rPr>
-              <w:t>This avoids overinterpreting Schur vectors as eigenvectors and improves interpretation of mode sensitivity.</w:t>
+              <w:t>Eigenvalues, dominant eigenvectors, and Schur-vector loadings are ranked and summarized by cell type and region.</w:t>
             </w:r>
           </w:p>
         </w:tc>
-      </w:tr>
-      <w:tr>
         <w:tc>
           <w:tcPr>
-            <w:tcW w:type="dxa" w:w="1900"/>
+            <w:tcW w:type="dxa" w:w="2700"/>
             <w:tcMar>
               <w:top w:w="80" w:type="dxa"/>
               <w:start w:w="120" w:type="dxa"/>
@@ -1556,20 +2323,23 @@
           </w:tcPr>
           <w:p>
             <w:pPr>
-              <w:spacing w:after="0"/>
+              <w:spacing w:after="0" w:line="252" w:lineRule="auto"/>
             </w:pPr>
+            <w:r/>
             <w:r>
               <w:rPr>
                 <w:rFonts w:ascii="Calibri" w:hAnsi="Calibri"/>
+                <w:b w:val="0"/>
                 <w:color w:val="141414"/>
+                <w:sz w:val="18"/>
               </w:rPr>
-              <w:t>E/I routing ratios and regimes</w:t>
+              <w:t>Eigenvalues describe growth/decay and oscillation, while loadings connect abstract modes back to biological cell classes.</w:t>
             </w:r>
           </w:p>
         </w:tc>
         <w:tc>
           <w:tcPr>
-            <w:tcW w:type="dxa" w:w="3550"/>
+            <w:tcW w:type="dxa" w:w="2810"/>
             <w:tcMar>
               <w:top w:w="80" w:type="dxa"/>
               <w:start w:w="120" w:type="dxa"/>
@@ -1580,20 +2350,25 @@
           </w:tcPr>
           <w:p>
             <w:pPr>
-              <w:spacing w:after="0"/>
+              <w:spacing w:after="0" w:line="252" w:lineRule="auto"/>
             </w:pPr>
+            <w:r/>
             <w:r>
               <w:rPr>
                 <w:rFonts w:ascii="Calibri" w:hAnsi="Calibri"/>
+                <w:b w:val="0"/>
                 <w:color w:val="141414"/>
+                <w:sz w:val="17"/>
               </w:rPr>
-              <w:t>Active edges within high-loading mode contributors are classified by E/E, E/I, I/E, and I/I routing.</w:t>
+              <w:t>01_schur_eigenmodes.ipynb: Section 4, Visualizing the Eigenvalue Spectrum, and Section 6, Dominant Eigenvalue and True Dominant Eigenvector; 02_schur_eigenmodes_compare.ipynb: Eigenvalue spectra.</w:t>
             </w:r>
           </w:p>
         </w:tc>
+      </w:tr>
+      <w:tr>
         <w:tc>
           <w:tcPr>
-            <w:tcW w:type="dxa" w:w="3910"/>
+            <w:tcW w:type="dxa" w:w="1450"/>
             <w:tcMar>
               <w:top w:w="80" w:type="dxa"/>
               <w:start w:w="120" w:type="dxa"/>
@@ -1604,22 +2379,23 @@
           </w:tcPr>
           <w:p>
             <w:pPr>
-              <w:spacing w:after="0"/>
+              <w:spacing w:after="0" w:line="252" w:lineRule="auto"/>
             </w:pPr>
+            <w:r/>
             <w:r>
               <w:rPr>
                 <w:rFonts w:ascii="Calibri" w:hAnsi="Calibri"/>
+                <w:b w:val="0"/>
                 <w:color w:val="141414"/>
+                <w:sz w:val="18"/>
               </w:rPr>
-              <w:t>The goal is to describe whether a mode behaves like excitatory recurrence, inhibitory feedback, disinhibition, or mixed routing.</w:t>
+              <w:t>Left-action/readout analysis</w:t>
             </w:r>
           </w:p>
         </w:tc>
-      </w:tr>
-      <w:tr>
         <w:tc>
           <w:tcPr>
-            <w:tcW w:type="dxa" w:w="1900"/>
+            <w:tcW w:type="dxa" w:w="2400"/>
             <w:tcMar>
               <w:top w:w="80" w:type="dxa"/>
               <w:start w:w="120" w:type="dxa"/>
@@ -1630,20 +2406,23 @@
           </w:tcPr>
           <w:p>
             <w:pPr>
-              <w:spacing w:after="0"/>
+              <w:spacing w:after="0" w:line="252" w:lineRule="auto"/>
             </w:pPr>
+            <w:r/>
             <w:r>
               <w:rPr>
                 <w:rFonts w:ascii="Calibri" w:hAnsi="Calibri"/>
+                <w:b w:val="0"/>
                 <w:color w:val="141414"/>
+                <w:sz w:val="18"/>
               </w:rPr>
-              <w:t>Signal propagation in Schur coordinates</w:t>
+              <w:t>Several notebooks distinguish Schur vectors from true eigenvectors and left eigenvector action/readout directions.</w:t>
             </w:r>
           </w:p>
         </w:tc>
         <w:tc>
           <w:tcPr>
-            <w:tcW w:type="dxa" w:w="3550"/>
+            <w:tcW w:type="dxa" w:w="2700"/>
             <w:tcMar>
               <w:top w:w="80" w:type="dxa"/>
               <w:start w:w="120" w:type="dxa"/>
@@ -1654,20 +2433,23 @@
           </w:tcPr>
           <w:p>
             <w:pPr>
-              <w:spacing w:after="0"/>
+              <w:spacing w:after="0" w:line="252" w:lineRule="auto"/>
             </w:pPr>
+            <w:r/>
             <w:r>
               <w:rPr>
                 <w:rFonts w:ascii="Calibri" w:hAnsi="Calibri"/>
+                <w:b w:val="0"/>
                 <w:color w:val="141414"/>
+                <w:sz w:val="18"/>
               </w:rPr>
-              <w:t>Initial activity in selected cell classes is mapped into Schur coordinates and advanced by T.</w:t>
+              <w:t>This avoids overinterpreting Schur vectors as eigenvectors and improves interpretation of mode sensitivity.</w:t>
             </w:r>
           </w:p>
         </w:tc>
         <w:tc>
           <w:tcPr>
-            <w:tcW w:type="dxa" w:w="3910"/>
+            <w:tcW w:type="dxa" w:w="2810"/>
             <w:tcMar>
               <w:top w:w="80" w:type="dxa"/>
               <w:start w:w="120" w:type="dxa"/>
@@ -1678,14 +2460,17 @@
           </w:tcPr>
           <w:p>
             <w:pPr>
-              <w:spacing w:after="0"/>
+              <w:spacing w:after="0" w:line="252" w:lineRule="auto"/>
             </w:pPr>
+            <w:r/>
             <w:r>
               <w:rPr>
                 <w:rFonts w:ascii="Calibri" w:hAnsi="Calibri"/>
+                <w:b w:val="0"/>
                 <w:color w:val="141414"/>
+                <w:sz w:val="17"/>
               </w:rPr>
-              <w:t>This shows how a perturbation spreads through the modal coupling hierarchy rather than only through raw edges.</w:t>
+              <w:t>01_schur_eigenmodes.ipynb: Section 6, Dominant Eigenvalue and True Dominant Eigenvector; Section 8, Manual Coupling Trace; archive/eigenmode_analysis_mij_schur_corrected_left_action.ipynb for the earlier left-action-focused version.</w:t>
             </w:r>
           </w:p>
         </w:tc>
@@ -1693,7 +2478,7 @@
       <w:tr>
         <w:tc>
           <w:tcPr>
-            <w:tcW w:type="dxa" w:w="1900"/>
+            <w:tcW w:type="dxa" w:w="1450"/>
             <w:tcMar>
               <w:top w:w="80" w:type="dxa"/>
               <w:start w:w="120" w:type="dxa"/>
@@ -1704,20 +2489,23 @@
           </w:tcPr>
           <w:p>
             <w:pPr>
-              <w:spacing w:after="0"/>
+              <w:spacing w:after="0" w:line="252" w:lineRule="auto"/>
             </w:pPr>
+            <w:r/>
             <w:r>
               <w:rPr>
                 <w:rFonts w:ascii="Calibri" w:hAnsi="Calibri"/>
+                <w:b w:val="0"/>
                 <w:color w:val="141414"/>
+                <w:sz w:val="18"/>
               </w:rPr>
-              <w:t>Path-power analysis</w:t>
+              <w:t>E/I routing ratios and regimes</w:t>
             </w:r>
           </w:p>
         </w:tc>
         <w:tc>
           <w:tcPr>
-            <w:tcW w:type="dxa" w:w="3550"/>
+            <w:tcW w:type="dxa" w:w="2400"/>
             <w:tcMar>
               <w:top w:w="80" w:type="dxa"/>
               <w:start w:w="120" w:type="dxa"/>
@@ -1728,20 +2516,23 @@
           </w:tcPr>
           <w:p>
             <w:pPr>
-              <w:spacing w:after="0"/>
+              <w:spacing w:after="0" w:line="252" w:lineRule="auto"/>
             </w:pPr>
+            <w:r/>
             <w:r>
               <w:rPr>
                 <w:rFonts w:ascii="Calibri" w:hAnsi="Calibri"/>
+                <w:b w:val="0"/>
                 <w:color w:val="141414"/>
+                <w:sz w:val="18"/>
               </w:rPr>
-              <w:t>The project computes M^k and cumulative weighted path matrices.</w:t>
+              <w:t>Active edges within high-loading mode contributors are classified by E/E, E/I, I/E, and I/I routing.</w:t>
             </w:r>
           </w:p>
         </w:tc>
         <w:tc>
           <w:tcPr>
-            <w:tcW w:type="dxa" w:w="3910"/>
+            <w:tcW w:type="dxa" w:w="2700"/>
             <w:tcMar>
               <w:top w:w="80" w:type="dxa"/>
               <w:start w:w="120" w:type="dxa"/>
@@ -1752,22 +2543,23 @@
           </w:tcPr>
           <w:p>
             <w:pPr>
-              <w:spacing w:after="0"/>
+              <w:spacing w:after="0" w:line="252" w:lineRule="auto"/>
             </w:pPr>
+            <w:r/>
             <w:r>
               <w:rPr>
                 <w:rFonts w:ascii="Calibri" w:hAnsi="Calibri"/>
+                <w:b w:val="0"/>
                 <w:color w:val="141414"/>
+                <w:sz w:val="18"/>
               </w:rPr>
-              <w:t>Powers of M aggregate all length-k walks from source to receiver, revealing indirect propagation channels.</w:t>
+              <w:t>The goal is to describe whether a mode behaves like excitatory recurrence, inhibitory feedback, disinhibition, or mixed routing.</w:t>
             </w:r>
           </w:p>
         </w:tc>
-      </w:tr>
-      <w:tr>
         <w:tc>
           <w:tcPr>
-            <w:tcW w:type="dxa" w:w="1900"/>
+            <w:tcW w:type="dxa" w:w="2810"/>
             <w:tcMar>
               <w:top w:w="80" w:type="dxa"/>
               <w:start w:w="120" w:type="dxa"/>
@@ -1778,20 +2570,25 @@
           </w:tcPr>
           <w:p>
             <w:pPr>
-              <w:spacing w:after="0"/>
+              <w:spacing w:after="0" w:line="252" w:lineRule="auto"/>
             </w:pPr>
+            <w:r/>
             <w:r>
               <w:rPr>
                 <w:rFonts w:ascii="Calibri" w:hAnsi="Calibri"/>
+                <w:b w:val="0"/>
                 <w:color w:val="141414"/>
+                <w:sz w:val="17"/>
               </w:rPr>
-              <w:t>Controllability and frequency response</w:t>
+              <w:t>schur_analysis_utils_script.py: build_mode_routing_table and compute_ei_routing_ratios; archive/eigenmode_analysis_mij_schur.ipynb: Section 6, E/I Routing Ratios Across Schur Modes; 07_inhibitory_modulation.ipynb for explicit E/I block analysis.</w:t>
             </w:r>
           </w:p>
         </w:tc>
+      </w:tr>
+      <w:tr>
         <w:tc>
           <w:tcPr>
-            <w:tcW w:type="dxa" w:w="3550"/>
+            <w:tcW w:type="dxa" w:w="1450"/>
             <w:tcMar>
               <w:top w:w="80" w:type="dxa"/>
               <w:start w:w="120" w:type="dxa"/>
@@ -1802,20 +2599,23 @@
           </w:tcPr>
           <w:p>
             <w:pPr>
-              <w:spacing w:after="0"/>
+              <w:spacing w:after="0" w:line="252" w:lineRule="auto"/>
             </w:pPr>
+            <w:r/>
             <w:r>
               <w:rPr>
                 <w:rFonts w:ascii="Calibri" w:hAnsi="Calibri"/>
+                <w:b w:val="0"/>
                 <w:color w:val="141414"/>
+                <w:sz w:val="18"/>
               </w:rPr>
-              <w:t>Discrete Gramians, continuous-time shifted systems, and transfer-function gains are computed.</w:t>
+              <w:t>Signal propagation in Schur coordinates</w:t>
             </w:r>
           </w:p>
         </w:tc>
         <w:tc>
           <w:tcPr>
-            <w:tcW w:type="dxa" w:w="3910"/>
+            <w:tcW w:type="dxa" w:w="2400"/>
             <w:tcMar>
               <w:top w:w="80" w:type="dxa"/>
               <w:start w:w="120" w:type="dxa"/>
@@ -1826,22 +2626,23 @@
           </w:tcPr>
           <w:p>
             <w:pPr>
-              <w:spacing w:after="0"/>
+              <w:spacing w:after="0" w:line="252" w:lineRule="auto"/>
             </w:pPr>
+            <w:r/>
             <w:r>
               <w:rPr>
                 <w:rFonts w:ascii="Calibri" w:hAnsi="Calibri"/>
+                <w:b w:val="0"/>
                 <w:color w:val="141414"/>
+                <w:sz w:val="18"/>
               </w:rPr>
-              <w:t>These methods ask which nodes are influential drivers and which frequencies produce large network responses.</w:t>
+              <w:t>Initial activity in selected cell classes is mapped into Schur coordinates and advanced by T.</w:t>
             </w:r>
           </w:p>
         </w:tc>
-      </w:tr>
-      <w:tr>
         <w:tc>
           <w:tcPr>
-            <w:tcW w:type="dxa" w:w="1900"/>
+            <w:tcW w:type="dxa" w:w="2700"/>
             <w:tcMar>
               <w:top w:w="80" w:type="dxa"/>
               <w:start w:w="120" w:type="dxa"/>
@@ -1852,20 +2653,23 @@
           </w:tcPr>
           <w:p>
             <w:pPr>
-              <w:spacing w:after="0"/>
+              <w:spacing w:after="0" w:line="252" w:lineRule="auto"/>
             </w:pPr>
+            <w:r/>
             <w:r>
               <w:rPr>
                 <w:rFonts w:ascii="Calibri" w:hAnsi="Calibri"/>
+                <w:b w:val="0"/>
                 <w:color w:val="141414"/>
+                <w:sz w:val="18"/>
               </w:rPr>
-              <w:t>Greedy mode trees</w:t>
+              <w:t>This shows how a perturbation spreads through the modal coupling hierarchy rather than only through raw edges.</w:t>
             </w:r>
           </w:p>
         </w:tc>
         <w:tc>
           <w:tcPr>
-            <w:tcW w:type="dxa" w:w="3550"/>
+            <w:tcW w:type="dxa" w:w="2810"/>
             <w:tcMar>
               <w:top w:w="80" w:type="dxa"/>
               <w:start w:w="120" w:type="dxa"/>
@@ -1876,20 +2680,25 @@
           </w:tcPr>
           <w:p>
             <w:pPr>
-              <w:spacing w:after="0"/>
+              <w:spacing w:after="0" w:line="252" w:lineRule="auto"/>
             </w:pPr>
+            <w:r/>
             <w:r>
               <w:rPr>
                 <w:rFonts w:ascii="Calibri" w:hAnsi="Calibri"/>
+                <w:b w:val="0"/>
                 <w:color w:val="141414"/>
+                <w:sz w:val="17"/>
               </w:rPr>
-              <w:t>Top contributors to each Schur mode are reduced to compact source-to-receiver trees.</w:t>
+              <w:t>03_schur_signal.ipynb: Prepare all Schur modes, Propagate every mode, Inspect one cascade mode, and Compare cascade propagation with the isolated mode; 04_schur_signal_compare.ipynb: Run all-mode propagation.</w:t>
             </w:r>
           </w:p>
         </w:tc>
+      </w:tr>
+      <w:tr>
         <w:tc>
           <w:tcPr>
-            <w:tcW w:type="dxa" w:w="3910"/>
+            <w:tcW w:type="dxa" w:w="1450"/>
             <w:tcMar>
               <w:top w:w="80" w:type="dxa"/>
               <w:start w:w="120" w:type="dxa"/>
@@ -1900,22 +2709,23 @@
           </w:tcPr>
           <w:p>
             <w:pPr>
-              <w:spacing w:after="0"/>
+              <w:spacing w:after="0" w:line="252" w:lineRule="auto"/>
             </w:pPr>
+            <w:r/>
             <w:r>
               <w:rPr>
                 <w:rFonts w:ascii="Calibri" w:hAnsi="Calibri"/>
+                <w:b w:val="0"/>
                 <w:color w:val="141414"/>
+                <w:sz w:val="18"/>
               </w:rPr>
-              <w:t>This turns dense modal loadings into inspectable candidate subnetworks for advisor discussion.</w:t>
+              <w:t>Path-power analysis</w:t>
             </w:r>
           </w:p>
         </w:tc>
-      </w:tr>
-      <w:tr>
         <w:tc>
           <w:tcPr>
-            <w:tcW w:type="dxa" w:w="1900"/>
+            <w:tcW w:type="dxa" w:w="2400"/>
             <w:tcMar>
               <w:top w:w="80" w:type="dxa"/>
               <w:start w:w="120" w:type="dxa"/>
@@ -1926,20 +2736,23 @@
           </w:tcPr>
           <w:p>
             <w:pPr>
-              <w:spacing w:after="0"/>
+              <w:spacing w:after="0" w:line="252" w:lineRule="auto"/>
             </w:pPr>
+            <w:r/>
             <w:r>
               <w:rPr>
                 <w:rFonts w:ascii="Calibri" w:hAnsi="Calibri"/>
+                <w:b w:val="0"/>
                 <w:color w:val="141414"/>
+                <w:sz w:val="18"/>
               </w:rPr>
-              <w:t>Inhibitory Schur complement</w:t>
+              <w:t>The project computes M^k and cumulative weighted path matrices.</w:t>
             </w:r>
           </w:p>
         </w:tc>
         <w:tc>
           <w:tcPr>
-            <w:tcW w:type="dxa" w:w="3550"/>
+            <w:tcW w:type="dxa" w:w="2700"/>
             <w:tcMar>
               <w:top w:w="80" w:type="dxa"/>
               <w:start w:w="120" w:type="dxa"/>
@@ -1950,20 +2763,23 @@
           </w:tcPr>
           <w:p>
             <w:pPr>
-              <w:spacing w:after="0"/>
+              <w:spacing w:after="0" w:line="252" w:lineRule="auto"/>
             </w:pPr>
+            <w:r/>
             <w:r>
               <w:rPr>
                 <w:rFonts w:ascii="Calibri" w:hAnsi="Calibri"/>
+                <w:b w:val="0"/>
                 <w:color w:val="141414"/>
+                <w:sz w:val="18"/>
               </w:rPr>
-              <w:t>The inhibitory block is eliminated to form an effective excitatory matrix.</w:t>
+              <w:t>Powers of M aggregate all length-k walks from source to receiver, revealing indirect propagation channels.</w:t>
             </w:r>
           </w:p>
         </w:tc>
         <w:tc>
           <w:tcPr>
-            <w:tcW w:type="dxa" w:w="3910"/>
+            <w:tcW w:type="dxa" w:w="2810"/>
             <w:tcMar>
               <w:top w:w="80" w:type="dxa"/>
               <w:start w:w="120" w:type="dxa"/>
@@ -1974,14 +2790,347 @@
           </w:tcPr>
           <w:p>
             <w:pPr>
-              <w:spacing w:after="0"/>
+              <w:spacing w:after="0" w:line="252" w:lineRule="auto"/>
             </w:pPr>
+            <w:r/>
             <w:r>
               <w:rPr>
                 <w:rFonts w:ascii="Calibri" w:hAnsi="Calibri"/>
+                <w:b w:val="0"/>
                 <w:color w:val="141414"/>
+                <w:sz w:val="17"/>
+              </w:rPr>
+              <w:t>09_linear_systems.ipynb: Part I, Structural Path Analysis: Matrix Power Series; Section 4, Enumerate Top Paths at Each Length; Section 5, Cumulative Path Reachability.</w:t>
+            </w:r>
+          </w:p>
+        </w:tc>
+      </w:tr>
+      <w:tr>
+        <w:tc>
+          <w:tcPr>
+            <w:tcW w:type="dxa" w:w="1450"/>
+            <w:tcMar>
+              <w:top w:w="80" w:type="dxa"/>
+              <w:start w:w="120" w:type="dxa"/>
+              <w:bottom w:w="80" w:type="dxa"/>
+              <w:end w:w="120" w:type="dxa"/>
+            </w:tcMar>
+            <w:vAlign w:val="top"/>
+          </w:tcPr>
+          <w:p>
+            <w:pPr>
+              <w:spacing w:after="0" w:line="252" w:lineRule="auto"/>
+            </w:pPr>
+            <w:r/>
+            <w:r>
+              <w:rPr>
+                <w:rFonts w:ascii="Calibri" w:hAnsi="Calibri"/>
+                <w:b w:val="0"/>
+                <w:color w:val="141414"/>
+                <w:sz w:val="18"/>
+              </w:rPr>
+              <w:t>Controllability and frequency response</w:t>
+            </w:r>
+          </w:p>
+        </w:tc>
+        <w:tc>
+          <w:tcPr>
+            <w:tcW w:type="dxa" w:w="2400"/>
+            <w:tcMar>
+              <w:top w:w="80" w:type="dxa"/>
+              <w:start w:w="120" w:type="dxa"/>
+              <w:bottom w:w="80" w:type="dxa"/>
+              <w:end w:w="120" w:type="dxa"/>
+            </w:tcMar>
+            <w:vAlign w:val="top"/>
+          </w:tcPr>
+          <w:p>
+            <w:pPr>
+              <w:spacing w:after="0" w:line="252" w:lineRule="auto"/>
+            </w:pPr>
+            <w:r/>
+            <w:r>
+              <w:rPr>
+                <w:rFonts w:ascii="Calibri" w:hAnsi="Calibri"/>
+                <w:b w:val="0"/>
+                <w:color w:val="141414"/>
+                <w:sz w:val="18"/>
+              </w:rPr>
+              <w:t>Discrete Gramians, continuous-time shifted systems, and transfer-function gains are computed.</w:t>
+            </w:r>
+          </w:p>
+        </w:tc>
+        <w:tc>
+          <w:tcPr>
+            <w:tcW w:type="dxa" w:w="2700"/>
+            <w:tcMar>
+              <w:top w:w="80" w:type="dxa"/>
+              <w:start w:w="120" w:type="dxa"/>
+              <w:bottom w:w="80" w:type="dxa"/>
+              <w:end w:w="120" w:type="dxa"/>
+            </w:tcMar>
+            <w:vAlign w:val="top"/>
+          </w:tcPr>
+          <w:p>
+            <w:pPr>
+              <w:spacing w:after="0" w:line="252" w:lineRule="auto"/>
+            </w:pPr>
+            <w:r/>
+            <w:r>
+              <w:rPr>
+                <w:rFonts w:ascii="Calibri" w:hAnsi="Calibri"/>
+                <w:b w:val="0"/>
+                <w:color w:val="141414"/>
+                <w:sz w:val="18"/>
+              </w:rPr>
+              <w:t>These methods ask which nodes are influential drivers and which frequencies produce large network responses.</w:t>
+            </w:r>
+          </w:p>
+        </w:tc>
+        <w:tc>
+          <w:tcPr>
+            <w:tcW w:type="dxa" w:w="2810"/>
+            <w:tcMar>
+              <w:top w:w="80" w:type="dxa"/>
+              <w:start w:w="120" w:type="dxa"/>
+              <w:bottom w:w="80" w:type="dxa"/>
+              <w:end w:w="120" w:type="dxa"/>
+            </w:tcMar>
+            <w:vAlign w:val="top"/>
+          </w:tcPr>
+          <w:p>
+            <w:pPr>
+              <w:spacing w:after="0" w:line="252" w:lineRule="auto"/>
+            </w:pPr>
+            <w:r/>
+            <w:r>
+              <w:rPr>
+                <w:rFonts w:ascii="Calibri" w:hAnsi="Calibri"/>
+                <w:b w:val="0"/>
+                <w:color w:val="141414"/>
+                <w:sz w:val="17"/>
+              </w:rPr>
+              <w:t>09_linear_systems.ipynb: Part II, Controllability Gramian Analysis, and Part III, Frequency Response; 10_linear_systems_compare.ipynb: Path and controllability rankings and Frequency-response curves.</w:t>
+            </w:r>
+          </w:p>
+        </w:tc>
+      </w:tr>
+      <w:tr>
+        <w:tc>
+          <w:tcPr>
+            <w:tcW w:type="dxa" w:w="1450"/>
+            <w:tcMar>
+              <w:top w:w="80" w:type="dxa"/>
+              <w:start w:w="120" w:type="dxa"/>
+              <w:bottom w:w="80" w:type="dxa"/>
+              <w:end w:w="120" w:type="dxa"/>
+            </w:tcMar>
+            <w:vAlign w:val="top"/>
+          </w:tcPr>
+          <w:p>
+            <w:pPr>
+              <w:spacing w:after="0" w:line="252" w:lineRule="auto"/>
+            </w:pPr>
+            <w:r/>
+            <w:r>
+              <w:rPr>
+                <w:rFonts w:ascii="Calibri" w:hAnsi="Calibri"/>
+                <w:b w:val="0"/>
+                <w:color w:val="141414"/>
+                <w:sz w:val="18"/>
+              </w:rPr>
+              <w:t>Greedy mode trees</w:t>
+            </w:r>
+          </w:p>
+        </w:tc>
+        <w:tc>
+          <w:tcPr>
+            <w:tcW w:type="dxa" w:w="2400"/>
+            <w:tcMar>
+              <w:top w:w="80" w:type="dxa"/>
+              <w:start w:w="120" w:type="dxa"/>
+              <w:bottom w:w="80" w:type="dxa"/>
+              <w:end w:w="120" w:type="dxa"/>
+            </w:tcMar>
+            <w:vAlign w:val="top"/>
+          </w:tcPr>
+          <w:p>
+            <w:pPr>
+              <w:spacing w:after="0" w:line="252" w:lineRule="auto"/>
+            </w:pPr>
+            <w:r/>
+            <w:r>
+              <w:rPr>
+                <w:rFonts w:ascii="Calibri" w:hAnsi="Calibri"/>
+                <w:b w:val="0"/>
+                <w:color w:val="141414"/>
+                <w:sz w:val="18"/>
+              </w:rPr>
+              <w:t>Top contributors to each Schur mode are reduced to compact source-to-receiver trees.</w:t>
+            </w:r>
+          </w:p>
+        </w:tc>
+        <w:tc>
+          <w:tcPr>
+            <w:tcW w:type="dxa" w:w="2700"/>
+            <w:tcMar>
+              <w:top w:w="80" w:type="dxa"/>
+              <w:start w:w="120" w:type="dxa"/>
+              <w:bottom w:w="80" w:type="dxa"/>
+              <w:end w:w="120" w:type="dxa"/>
+            </w:tcMar>
+            <w:vAlign w:val="top"/>
+          </w:tcPr>
+          <w:p>
+            <w:pPr>
+              <w:spacing w:after="0" w:line="252" w:lineRule="auto"/>
+            </w:pPr>
+            <w:r/>
+            <w:r>
+              <w:rPr>
+                <w:rFonts w:ascii="Calibri" w:hAnsi="Calibri"/>
+                <w:b w:val="0"/>
+                <w:color w:val="141414"/>
+                <w:sz w:val="18"/>
+              </w:rPr>
+              <w:t>This turns dense modal loadings into inspectable candidate subnetworks for advisor discussion.</w:t>
+            </w:r>
+          </w:p>
+        </w:tc>
+        <w:tc>
+          <w:tcPr>
+            <w:tcW w:type="dxa" w:w="2810"/>
+            <w:tcMar>
+              <w:top w:w="80" w:type="dxa"/>
+              <w:start w:w="120" w:type="dxa"/>
+              <w:bottom w:w="80" w:type="dxa"/>
+              <w:end w:w="120" w:type="dxa"/>
+            </w:tcMar>
+            <w:vAlign w:val="top"/>
+          </w:tcPr>
+          <w:p>
+            <w:pPr>
+              <w:spacing w:after="0" w:line="252" w:lineRule="auto"/>
+            </w:pPr>
+            <w:r/>
+            <w:r>
+              <w:rPr>
+                <w:rFonts w:ascii="Calibri" w:hAnsi="Calibri"/>
+                <w:b w:val="0"/>
+                <w:color w:val="141414"/>
+                <w:sz w:val="17"/>
+              </w:rPr>
+              <w:t>05_schur_greedy_trees.ipynb: Build the top-7 subnetworks and greedy trees, Print every mode's greedy information-flow tree, Inspect one mode interactively; 06_schur_mode_case_studies.ipynb: Merge propagation and greedy-tree views.</w:t>
+            </w:r>
+          </w:p>
+        </w:tc>
+      </w:tr>
+      <w:tr>
+        <w:tc>
+          <w:tcPr>
+            <w:tcW w:type="dxa" w:w="1450"/>
+            <w:tcMar>
+              <w:top w:w="80" w:type="dxa"/>
+              <w:start w:w="120" w:type="dxa"/>
+              <w:bottom w:w="80" w:type="dxa"/>
+              <w:end w:w="120" w:type="dxa"/>
+            </w:tcMar>
+            <w:vAlign w:val="top"/>
+          </w:tcPr>
+          <w:p>
+            <w:pPr>
+              <w:spacing w:after="0" w:line="252" w:lineRule="auto"/>
+            </w:pPr>
+            <w:r/>
+            <w:r>
+              <w:rPr>
+                <w:rFonts w:ascii="Calibri" w:hAnsi="Calibri"/>
+                <w:b w:val="0"/>
+                <w:color w:val="141414"/>
+                <w:sz w:val="18"/>
+              </w:rPr>
+              <w:t>Inhibitory Schur complement</w:t>
+            </w:r>
+          </w:p>
+        </w:tc>
+        <w:tc>
+          <w:tcPr>
+            <w:tcW w:type="dxa" w:w="2400"/>
+            <w:tcMar>
+              <w:top w:w="80" w:type="dxa"/>
+              <w:start w:w="120" w:type="dxa"/>
+              <w:bottom w:w="80" w:type="dxa"/>
+              <w:end w:w="120" w:type="dxa"/>
+            </w:tcMar>
+            <w:vAlign w:val="top"/>
+          </w:tcPr>
+          <w:p>
+            <w:pPr>
+              <w:spacing w:after="0" w:line="252" w:lineRule="auto"/>
+            </w:pPr>
+            <w:r/>
+            <w:r>
+              <w:rPr>
+                <w:rFonts w:ascii="Calibri" w:hAnsi="Calibri"/>
+                <w:b w:val="0"/>
+                <w:color w:val="141414"/>
+                <w:sz w:val="18"/>
+              </w:rPr>
+              <w:t>The inhibitory block is eliminated to form an effective excitatory matrix.</w:t>
+            </w:r>
+          </w:p>
+        </w:tc>
+        <w:tc>
+          <w:tcPr>
+            <w:tcW w:type="dxa" w:w="2700"/>
+            <w:tcMar>
+              <w:top w:w="80" w:type="dxa"/>
+              <w:start w:w="120" w:type="dxa"/>
+              <w:bottom w:w="80" w:type="dxa"/>
+              <w:end w:w="120" w:type="dxa"/>
+            </w:tcMar>
+            <w:vAlign w:val="top"/>
+          </w:tcPr>
+          <w:p>
+            <w:pPr>
+              <w:spacing w:after="0" w:line="252" w:lineRule="auto"/>
+            </w:pPr>
+            <w:r/>
+            <w:r>
+              <w:rPr>
+                <w:rFonts w:ascii="Calibri" w:hAnsi="Calibri"/>
+                <w:b w:val="0"/>
+                <w:color w:val="141414"/>
+                <w:sz w:val="18"/>
               </w:rPr>
               <w:t>This separates direct excitatory recurrence from inhibitory feedback and chained disinhibitory effects.</w:t>
+            </w:r>
+          </w:p>
+        </w:tc>
+        <w:tc>
+          <w:tcPr>
+            <w:tcW w:type="dxa" w:w="2810"/>
+            <w:tcMar>
+              <w:top w:w="80" w:type="dxa"/>
+              <w:start w:w="120" w:type="dxa"/>
+              <w:bottom w:w="80" w:type="dxa"/>
+              <w:end w:w="120" w:type="dxa"/>
+            </w:tcMar>
+            <w:vAlign w:val="top"/>
+          </w:tcPr>
+          <w:p>
+            <w:pPr>
+              <w:spacing w:after="0" w:line="252" w:lineRule="auto"/>
+            </w:pPr>
+            <w:r/>
+            <w:r>
+              <w:rPr>
+                <w:rFonts w:ascii="Calibri" w:hAnsi="Calibri"/>
+                <w:b w:val="0"/>
+                <w:color w:val="141414"/>
+                <w:sz w:val="17"/>
+              </w:rPr>
+              <w:t>07_inhibitory_modulation.ipynb: Perturbation, Schur complement, Motif enrichment and stability, Neumann series, and E-I-E/E-I-I-E configuration sections; 08_inhibitory_compare.ipynb: Core inhibitory results and Motifs and disinhibitory chains.</w:t>
             </w:r>
           </w:p>
         </w:tc>
